--- a/a7/build/out/u5/A7 5.01 Scale Drawings - Teacher Edition.docx
+++ b/a7/build/out/u5/A7 5.01 Scale Drawings - Teacher Edition.docx
@@ -2004,7 +2004,7 @@
           <w:color w:val="1A1A1A"/>
           <w:sz w:val="21"/>
         </w:rPr>
-        <w:t>k = 1.5 from both pairs (9 ÷ 6 and 12 ÷ 8).</w:t>
+        <w:t>k = 1.5 from both pairs (12 ÷ 8 and 15 ÷ 10).</w:t>
       </w:r>
     </w:p>
     <w:p>
@@ -2103,7 +2103,7 @@
           <w:color w:val="1A1A1A"/>
           <w:sz w:val="21"/>
         </w:rPr>
-        <w:t>Every inch is 20 miles, so 3.5 inches is 3.5 × 20 = 70 miles.</w:t>
+        <w:t>Every inch is 25 miles, so 2.6 inches is 2.6 × 25 = 65 miles.</w:t>
       </w:r>
     </w:p>
     <w:p>
@@ -2220,7 +2220,7 @@
           <w:color w:val="6B6B6B"/>
           <w:sz w:val="19"/>
         </w:rPr>
-        <w:t xml:space="preserve">   ⅓ — divided original by copy [B1G-M 7.GR.1.5: the proportion set up backwards]; 4 — subtracted [the additive error]</w:t>
+        <w:t xml:space="preserve">   ⅓ — divided original by copy [B1G-M 7.GR.1.5: the proportion set up backwards]; 4 — subtracted [7.GR.1.5: the additive error — Math Nation's named misconception]</w:t>
       </w:r>
     </w:p>
     <w:p>
@@ -2322,7 +2322,7 @@
           <w:color w:val="6B6B6B"/>
           <w:sz w:val="19"/>
         </w:rPr>
-        <w:t xml:space="preserve">   1⅓ — original ÷ copy [7.GR.1.5]; 3 — subtracted [the additive error]</w:t>
+        <w:t xml:space="preserve">   1⅓ — original ÷ copy [7.GR.1.5]; 3 — subtracted [7.GR.1.5: the additive error — Math Nation's named misconception]</w:t>
       </w:r>
     </w:p>
     <w:p>
@@ -2484,7 +2484,7 @@
           <w:color w:val="6B6B6B"/>
           <w:sz w:val="19"/>
         </w:rPr>
-        <w:t xml:space="preserve">   (B) 40 + 2.5: the additive error [B1G-M]; (C) 40 ÷ 2.5: the angle divided [7.GR.1.5]; (D) 40 × 2.5: the angle scaled like a length [7.GR.1.5: a scale factor multiplies lengths; the shape — its angles — is what stays the same]</w:t>
+        <w:t xml:space="preserve">   (B) 40 + 2.5: the additive error [7.GR.1.5: Math Nation's named misconception]; (C) 40 ÷ 2.5: the angle divided [7.GR.1.5]; (D) 40 × 2.5: the angle scaled like a length [7.GR.1.5: a scale factor multiplies lengths; the shape — its angles — is what stays the same]</w:t>
       </w:r>
       <w:r>
         <w:rPr>
@@ -2577,7 +2577,7 @@
           <w:color w:val="1A1A1A"/>
           <w:sz w:val="21"/>
         </w:rPr>
-        <w:t xml:space="preserve">Dev, who is 13, draws a 12-ft wall as 3 in long.  How long is a 20-ft wall on his drawing?  →  </w:t>
+        <w:t xml:space="preserve">Dev, who is 13, draws a 15-ft wall as 3 in long.  How long is a 20-ft wall on his drawing?  →  </w:t>
       </w:r>
       <w:r>
         <w:rPr>
@@ -2586,7 +2586,7 @@
           <w:color w:val="9E1B32"/>
           <w:sz w:val="21"/>
         </w:rPr>
-        <w:t>5 in</w:t>
+        <w:t>4 in</w:t>
       </w:r>
       <w:r>
         <w:rPr>
@@ -2604,7 +2604,7 @@
           <w:color w:val="6B6B6B"/>
           <w:sz w:val="19"/>
         </w:rPr>
-        <w:t xml:space="preserve">   80 — multiplied by 4 going to the drawing [Notes III: back to the drawing, divide]; 11 — 20 − 12 + 3, the additive error</w:t>
+        <w:t xml:space="preserve">   100 — multiplied by 5 going to the drawing [Notes III: back to the drawing, divide]; 8 — 20 − 15 + 3, the additive error</w:t>
       </w:r>
     </w:p>
     <w:p>
@@ -2722,6 +2722,29 @@
           <w:sz w:val="21"/>
         </w:rPr>
         <w:t>IXL: every listed skill is required, SmartScore 67.</w:t>
+      </w:r>
+    </w:p>
+    <w:p>
+      <w:pPr>
+        <w:spacing w:before="0" w:after="120"/>
+      </w:pPr>
+      <w:r>
+        <w:rPr>
+          <w:b/>
+          <w:i w:val="0"/>
+          <w:color w:val="1A1A1A"/>
+          <w:sz w:val="21"/>
+        </w:rPr>
+        <w:t>Variation.</w:t>
+      </w:r>
+      <w:r>
+        <w:rPr>
+          <w:b w:val="0"/>
+          <w:i w:val="0"/>
+          <w:color w:val="1A1A1A"/>
+          <w:sz w:val="21"/>
+        </w:rPr>
+        <w:t xml:space="preserve"> Boards 1–3 find k, going over 1, under 1, then a fraction; 4 asks k as a vote; 5 reverses the given (k and the original, asked for the copy). The pattern breaks at 6, the one measurement a scale factor leaves alone. 7 asks whether a copy is a copy at all; 8 reads a two-unit scale per 1 unit; 9 puts the direction in writing. The independent set walks the same path in six: k over 1, k under 1, k from two pairs, a side from k, a map distance, and back to the map.</w:t>
       </w:r>
     </w:p>
     <w:p>
@@ -2883,7 +2906,7 @@
           <w:color w:val="1A1A1A"/>
           <w:sz w:val="20"/>
         </w:rPr>
-        <w:t>40 + 2.5: the additive error [B1G-M]</w:t>
+        <w:t>40 + 2.5: the additive error [7.GR.1.5: Math Nation's named misconception]</w:t>
       </w:r>
     </w:p>
     <w:p>
@@ -2931,7 +2954,7 @@
           <w:color w:val="1A1A1A"/>
           <w:sz w:val="20"/>
         </w:rPr>
-        <w:t>80 — multiplied by 4 going to the drawing [Notes III: back to the drawing, divide]</w:t>
+        <w:t>100 — multiplied by 5 going to the drawing [Notes III: back to the drawing, divide]</w:t>
       </w:r>
     </w:p>
     <w:p>

--- a/a7/build/out/u5/A7 5.01 Scale Drawings - Teacher Edition.docx
+++ b/a7/build/out/u5/A7 5.01 Scale Drawings - Teacher Edition.docx
@@ -2466,7 +2466,50 @@
           <w:color w:val="1A1A1A"/>
           <w:sz w:val="21"/>
         </w:rPr>
-        <w:t xml:space="preserve">A drawing has a 40° angle. The real figure is a scale copy at k = 2.5. What is the angle in the real figure?  →  </w:t>
+        <w:t xml:space="preserve">A drawing has a 40° angle. The real figure is a scale copy at </w:t>
+      </w:r>
+      <w:r>
+        <w:drawing>
+          <wp:inline xmlns:a="http://schemas.openxmlformats.org/drawingml/2006/main" xmlns:pic="http://schemas.openxmlformats.org/drawingml/2006/picture">
+            <wp:extent cx="429768" cy="118872"/>
+            <wp:docPr id="1" name="Picture 1"/>
+            <wp:cNvGraphicFramePr>
+              <a:graphicFrameLocks noChangeAspect="1"/>
+            </wp:cNvGraphicFramePr>
+            <a:graphic>
+              <a:graphicData uri="http://schemas.openxmlformats.org/drawingml/2006/picture">
+                <pic:pic>
+                  <pic:nvPicPr>
+                    <pic:cNvPr id="0" name="2c5ff623f3ebf612.png"/>
+                    <pic:cNvPicPr/>
+                  </pic:nvPicPr>
+                  <pic:blipFill>
+                    <a:blip r:embed="rId9"/>
+                    <a:stretch>
+                      <a:fillRect/>
+                    </a:stretch>
+                  </pic:blipFill>
+                  <pic:spPr>
+                    <a:xfrm>
+                      <a:off x="0" y="0"/>
+                      <a:ext cx="429768" cy="118872"/>
+                    </a:xfrm>
+                    <a:prstGeom prst="rect"/>
+                  </pic:spPr>
+                </pic:pic>
+              </a:graphicData>
+            </a:graphic>
+          </wp:inline>
+        </w:drawing>
+      </w:r>
+      <w:r>
+        <w:rPr>
+          <w:b w:val="0"/>
+          <w:i w:val="0"/>
+          <w:color w:val="1A1A1A"/>
+          <w:sz w:val="21"/>
+        </w:rPr>
+        <w:t xml:space="preserve">. What is the angle in the real figure?  →  </w:t>
       </w:r>
       <w:r>
         <w:rPr>

--- a/a7/build/out/u5/A7 5.01 Scale Drawings - Teacher Edition.docx
+++ b/a7/build/out/u5/A7 5.01 Scale Drawings - Teacher Edition.docx
@@ -1695,7 +1695,7 @@
           <w:color w:val="1A1A1A"/>
           <w:sz w:val="21"/>
         </w:rPr>
-        <w:t xml:space="preserve">Warm-Up — On your own. Four minutes. No notes.  </w:t>
+        <w:t xml:space="preserve">Warm-Up — On your own. No notes.  </w:t>
       </w:r>
       <w:r>
         <w:rPr>
